--- a/4 year/SMZKS/docs/smzks_1.docx
+++ b/4 year/SMZKS/docs/smzks_1.docx
@@ -1271,7 +1271,7 @@
           <w:szCs w:val="24"/>
           <w:lang w:val="uk-UA"/>
         </w:rPr>
-        <w:t>from</w:t>
+        <w:t>qc</w:t>
       </w:r>
       <w:proofErr w:type="spellEnd"/>
       <w:r>
@@ -1281,7 +1281,7 @@
           <w:szCs w:val="24"/>
           <w:lang w:val="uk-UA"/>
         </w:rPr>
-        <w:t xml:space="preserve"> </w:t>
+        <w:t xml:space="preserve"> = </w:t>
       </w:r>
       <w:proofErr w:type="spellStart"/>
       <w:r>
@@ -1291,7 +1291,7 @@
           <w:szCs w:val="24"/>
           <w:lang w:val="uk-UA"/>
         </w:rPr>
-        <w:t>qiskit</w:t>
+        <w:t>QuantumCircuit</w:t>
       </w:r>
       <w:proofErr w:type="spellEnd"/>
       <w:r>
@@ -1301,39 +1301,8 @@
           <w:szCs w:val="24"/>
           <w:lang w:val="uk-UA"/>
         </w:rPr>
-        <w:t xml:space="preserve"> </w:t>
-      </w:r>
-      <w:proofErr w:type="spellStart"/>
-      <w:r>
-        <w:rPr>
-          <w:rFonts w:ascii="Times New Roman" w:hAnsi="Times New Roman" w:cs="Times New Roman"/>
-          <w:sz w:val="24"/>
-          <w:szCs w:val="24"/>
-          <w:lang w:val="uk-UA"/>
-        </w:rPr>
-        <w:t>import</w:t>
-      </w:r>
-      <w:proofErr w:type="spellEnd"/>
-      <w:r>
-        <w:rPr>
-          <w:rFonts w:ascii="Times New Roman" w:hAnsi="Times New Roman" w:cs="Times New Roman"/>
-          <w:sz w:val="24"/>
-          <w:szCs w:val="24"/>
-          <w:lang w:val="uk-UA"/>
-        </w:rPr>
-        <w:t xml:space="preserve"> </w:t>
-      </w:r>
-      <w:proofErr w:type="spellStart"/>
-      <w:r>
-        <w:rPr>
-          <w:rFonts w:ascii="Times New Roman" w:hAnsi="Times New Roman" w:cs="Times New Roman"/>
-          <w:sz w:val="24"/>
-          <w:szCs w:val="24"/>
-          <w:lang w:val="uk-UA"/>
-        </w:rPr>
-        <w:t>QuantumCircuit</w:t>
-      </w:r>
-      <w:proofErr w:type="spellEnd"/>
+        <w:t>(8, 2)</w:t>
+      </w:r>
     </w:p>
     <w:p>
       <w:pPr>
@@ -1344,808 +1313,24 @@
           <w:lang w:val="uk-UA"/>
         </w:rPr>
       </w:pPr>
-      <w:proofErr w:type="spellStart"/>
-      <w:r>
-        <w:rPr>
-          <w:rFonts w:ascii="Times New Roman" w:hAnsi="Times New Roman" w:cs="Times New Roman"/>
-          <w:sz w:val="24"/>
-          <w:szCs w:val="24"/>
-          <w:lang w:val="uk-UA"/>
-        </w:rPr>
-        <w:t>from</w:t>
-      </w:r>
-      <w:proofErr w:type="spellEnd"/>
-      <w:r>
-        <w:rPr>
-          <w:rFonts w:ascii="Times New Roman" w:hAnsi="Times New Roman" w:cs="Times New Roman"/>
-          <w:sz w:val="24"/>
-          <w:szCs w:val="24"/>
-          <w:lang w:val="uk-UA"/>
-        </w:rPr>
-        <w:t xml:space="preserve"> </w:t>
-      </w:r>
-      <w:proofErr w:type="spellStart"/>
-      <w:r>
-        <w:rPr>
-          <w:rFonts w:ascii="Times New Roman" w:hAnsi="Times New Roman" w:cs="Times New Roman"/>
-          <w:sz w:val="24"/>
-          <w:szCs w:val="24"/>
-          <w:lang w:val="uk-UA"/>
-        </w:rPr>
-        <w:t>qiskit_aer</w:t>
-      </w:r>
-      <w:proofErr w:type="spellEnd"/>
-      <w:r>
-        <w:rPr>
-          <w:rFonts w:ascii="Times New Roman" w:hAnsi="Times New Roman" w:cs="Times New Roman"/>
-          <w:sz w:val="24"/>
-          <w:szCs w:val="24"/>
-          <w:lang w:val="uk-UA"/>
-        </w:rPr>
-        <w:t xml:space="preserve"> </w:t>
-      </w:r>
-      <w:proofErr w:type="spellStart"/>
-      <w:r>
-        <w:rPr>
-          <w:rFonts w:ascii="Times New Roman" w:hAnsi="Times New Roman" w:cs="Times New Roman"/>
-          <w:sz w:val="24"/>
-          <w:szCs w:val="24"/>
-          <w:lang w:val="uk-UA"/>
-        </w:rPr>
-        <w:t>import</w:t>
-      </w:r>
-      <w:proofErr w:type="spellEnd"/>
-      <w:r>
-        <w:rPr>
-          <w:rFonts w:ascii="Times New Roman" w:hAnsi="Times New Roman" w:cs="Times New Roman"/>
-          <w:sz w:val="24"/>
-          <w:szCs w:val="24"/>
-          <w:lang w:val="uk-UA"/>
-        </w:rPr>
-        <w:t xml:space="preserve"> </w:t>
-      </w:r>
-      <w:proofErr w:type="spellStart"/>
-      <w:r>
-        <w:rPr>
-          <w:rFonts w:ascii="Times New Roman" w:hAnsi="Times New Roman" w:cs="Times New Roman"/>
-          <w:sz w:val="24"/>
-          <w:szCs w:val="24"/>
-          <w:lang w:val="uk-UA"/>
-        </w:rPr>
-        <w:t>Aer</w:t>
-      </w:r>
-      <w:proofErr w:type="spellEnd"/>
-    </w:p>
-    <w:p>
-      <w:pPr>
-        <w:rPr>
-          <w:rFonts w:ascii="Times New Roman" w:hAnsi="Times New Roman" w:cs="Times New Roman"/>
-          <w:sz w:val="24"/>
-          <w:szCs w:val="24"/>
-          <w:lang w:val="uk-UA"/>
-        </w:rPr>
-      </w:pPr>
-      <w:proofErr w:type="spellStart"/>
-      <w:r>
-        <w:rPr>
-          <w:rFonts w:ascii="Times New Roman" w:hAnsi="Times New Roman" w:cs="Times New Roman"/>
-          <w:sz w:val="24"/>
-          <w:szCs w:val="24"/>
-          <w:lang w:val="uk-UA"/>
-        </w:rPr>
-        <w:t>from</w:t>
-      </w:r>
-      <w:proofErr w:type="spellEnd"/>
-      <w:r>
-        <w:rPr>
-          <w:rFonts w:ascii="Times New Roman" w:hAnsi="Times New Roman" w:cs="Times New Roman"/>
-          <w:sz w:val="24"/>
-          <w:szCs w:val="24"/>
-          <w:lang w:val="uk-UA"/>
-        </w:rPr>
-        <w:t xml:space="preserve"> </w:t>
-      </w:r>
-      <w:proofErr w:type="spellStart"/>
-      <w:r>
-        <w:rPr>
-          <w:rFonts w:ascii="Times New Roman" w:hAnsi="Times New Roman" w:cs="Times New Roman"/>
-          <w:sz w:val="24"/>
-          <w:szCs w:val="24"/>
-          <w:lang w:val="uk-UA"/>
-        </w:rPr>
-        <w:t>qiskit.visualization</w:t>
-      </w:r>
-      <w:proofErr w:type="spellEnd"/>
-      <w:r>
-        <w:rPr>
-          <w:rFonts w:ascii="Times New Roman" w:hAnsi="Times New Roman" w:cs="Times New Roman"/>
-          <w:sz w:val="24"/>
-          <w:szCs w:val="24"/>
-          <w:lang w:val="uk-UA"/>
-        </w:rPr>
-        <w:t xml:space="preserve"> </w:t>
-      </w:r>
-      <w:proofErr w:type="spellStart"/>
-      <w:r>
-        <w:rPr>
-          <w:rFonts w:ascii="Times New Roman" w:hAnsi="Times New Roman" w:cs="Times New Roman"/>
-          <w:sz w:val="24"/>
-          <w:szCs w:val="24"/>
-          <w:lang w:val="uk-UA"/>
-        </w:rPr>
-        <w:t>import</w:t>
-      </w:r>
-      <w:proofErr w:type="spellEnd"/>
-      <w:r>
-        <w:rPr>
-          <w:rFonts w:ascii="Times New Roman" w:hAnsi="Times New Roman" w:cs="Times New Roman"/>
-          <w:sz w:val="24"/>
-          <w:szCs w:val="24"/>
-          <w:lang w:val="uk-UA"/>
-        </w:rPr>
-        <w:t xml:space="preserve"> </w:t>
-      </w:r>
-      <w:proofErr w:type="spellStart"/>
-      <w:r>
-        <w:rPr>
-          <w:rFonts w:ascii="Times New Roman" w:hAnsi="Times New Roman" w:cs="Times New Roman"/>
-          <w:sz w:val="24"/>
-          <w:szCs w:val="24"/>
-          <w:lang w:val="uk-UA"/>
-        </w:rPr>
-        <w:t>plot_bloch_multivector</w:t>
-      </w:r>
-      <w:proofErr w:type="spellEnd"/>
-    </w:p>
-    <w:p>
-      <w:pPr>
-        <w:rPr>
-          <w:rFonts w:ascii="Times New Roman" w:hAnsi="Times New Roman" w:cs="Times New Roman"/>
-          <w:sz w:val="24"/>
-          <w:szCs w:val="24"/>
-          <w:lang w:val="uk-UA"/>
-        </w:rPr>
-      </w:pPr>
-      <w:proofErr w:type="spellStart"/>
-      <w:r>
-        <w:rPr>
-          <w:rFonts w:ascii="Times New Roman" w:hAnsi="Times New Roman" w:cs="Times New Roman"/>
-          <w:sz w:val="24"/>
-          <w:szCs w:val="24"/>
-          <w:lang w:val="uk-UA"/>
-        </w:rPr>
-        <w:t>qc</w:t>
-      </w:r>
-      <w:proofErr w:type="spellEnd"/>
-      <w:r>
-        <w:rPr>
-          <w:rFonts w:ascii="Times New Roman" w:hAnsi="Times New Roman" w:cs="Times New Roman"/>
-          <w:sz w:val="24"/>
-          <w:szCs w:val="24"/>
-          <w:lang w:val="uk-UA"/>
-        </w:rPr>
-        <w:t xml:space="preserve"> = </w:t>
-      </w:r>
-      <w:proofErr w:type="spellStart"/>
-      <w:r>
-        <w:rPr>
-          <w:rFonts w:ascii="Times New Roman" w:hAnsi="Times New Roman" w:cs="Times New Roman"/>
-          <w:sz w:val="24"/>
-          <w:szCs w:val="24"/>
-          <w:lang w:val="uk-UA"/>
-        </w:rPr>
-        <w:t>QuantumCircuit</w:t>
-      </w:r>
-      <w:proofErr w:type="spellEnd"/>
-      <w:r>
-        <w:rPr>
-          <w:rFonts w:ascii="Times New Roman" w:hAnsi="Times New Roman" w:cs="Times New Roman"/>
-          <w:sz w:val="24"/>
-          <w:szCs w:val="24"/>
-          <w:lang w:val="uk-UA"/>
-        </w:rPr>
-        <w:t>(5, 2)</w:t>
-      </w:r>
-    </w:p>
-    <w:p>
-      <w:pPr>
-        <w:rPr>
-          <w:rFonts w:ascii="Times New Roman" w:hAnsi="Times New Roman" w:cs="Times New Roman"/>
-          <w:sz w:val="24"/>
-          <w:szCs w:val="24"/>
-          <w:lang w:val="uk-UA"/>
-        </w:rPr>
-      </w:pPr>
-      <w:r>
-        <w:rPr>
-          <w:rFonts w:ascii="Times New Roman" w:hAnsi="Times New Roman" w:cs="Times New Roman"/>
-          <w:sz w:val="24"/>
-          <w:szCs w:val="24"/>
-          <w:lang w:val="uk-UA"/>
-        </w:rPr>
-        <w:t>qc.cx(0, 3)</w:t>
-      </w:r>
-    </w:p>
-    <w:p>
-      <w:pPr>
-        <w:rPr>
-          <w:rFonts w:ascii="Times New Roman" w:hAnsi="Times New Roman" w:cs="Times New Roman"/>
-          <w:sz w:val="24"/>
-          <w:szCs w:val="24"/>
-          <w:lang w:val="uk-UA"/>
-        </w:rPr>
-      </w:pPr>
-      <w:r>
-        <w:rPr>
-          <w:rFonts w:ascii="Times New Roman" w:hAnsi="Times New Roman" w:cs="Times New Roman"/>
-          <w:sz w:val="24"/>
-          <w:szCs w:val="24"/>
-          <w:lang w:val="uk-UA"/>
-        </w:rPr>
-        <w:t>qc.cx(1, 3)</w:t>
-      </w:r>
-    </w:p>
-    <w:p>
-      <w:pPr>
-        <w:rPr>
-          <w:rFonts w:ascii="Times New Roman" w:hAnsi="Times New Roman" w:cs="Times New Roman"/>
-          <w:sz w:val="24"/>
-          <w:szCs w:val="24"/>
-          <w:lang w:val="uk-UA"/>
-        </w:rPr>
-      </w:pPr>
-      <w:r>
-        <w:rPr>
-          <w:rFonts w:ascii="Times New Roman" w:hAnsi="Times New Roman" w:cs="Times New Roman"/>
-          <w:sz w:val="24"/>
-          <w:szCs w:val="24"/>
-          <w:lang w:val="uk-UA"/>
-        </w:rPr>
-        <w:t>qc.cx(2, 3)</w:t>
-      </w:r>
-    </w:p>
-    <w:p>
-      <w:pPr>
-        <w:rPr>
-          <w:rFonts w:ascii="Times New Roman" w:hAnsi="Times New Roman" w:cs="Times New Roman"/>
-          <w:sz w:val="24"/>
-          <w:szCs w:val="24"/>
-          <w:lang w:val="uk-UA"/>
-        </w:rPr>
-      </w:pPr>
-      <w:proofErr w:type="spellStart"/>
-      <w:r>
-        <w:rPr>
-          <w:rFonts w:ascii="Times New Roman" w:hAnsi="Times New Roman" w:cs="Times New Roman"/>
-          <w:sz w:val="24"/>
-          <w:szCs w:val="24"/>
-          <w:lang w:val="uk-UA"/>
-        </w:rPr>
-        <w:t>qc.barrier</w:t>
-      </w:r>
-      <w:proofErr w:type="spellEnd"/>
-      <w:r>
-        <w:rPr>
-          <w:rFonts w:ascii="Times New Roman" w:hAnsi="Times New Roman" w:cs="Times New Roman"/>
-          <w:sz w:val="24"/>
-          <w:szCs w:val="24"/>
-          <w:lang w:val="uk-UA"/>
-        </w:rPr>
-        <w:t>()</w:t>
-      </w:r>
-    </w:p>
-    <w:p>
-      <w:pPr>
-        <w:rPr>
-          <w:rFonts w:ascii="Times New Roman" w:hAnsi="Times New Roman" w:cs="Times New Roman"/>
-          <w:sz w:val="24"/>
-          <w:szCs w:val="24"/>
-          <w:lang w:val="uk-UA"/>
-        </w:rPr>
-      </w:pPr>
-      <w:proofErr w:type="spellStart"/>
-      <w:r>
-        <w:rPr>
-          <w:rFonts w:ascii="Times New Roman" w:hAnsi="Times New Roman" w:cs="Times New Roman"/>
-          <w:sz w:val="24"/>
-          <w:szCs w:val="24"/>
-          <w:lang w:val="uk-UA"/>
-        </w:rPr>
-        <w:t>qc.ccx</w:t>
-      </w:r>
-      <w:proofErr w:type="spellEnd"/>
-      <w:r>
-        <w:rPr>
-          <w:rFonts w:ascii="Times New Roman" w:hAnsi="Times New Roman" w:cs="Times New Roman"/>
-          <w:sz w:val="24"/>
-          <w:szCs w:val="24"/>
-          <w:lang w:val="uk-UA"/>
-        </w:rPr>
-        <w:t>(0, 1, 4)</w:t>
-      </w:r>
-    </w:p>
-    <w:p>
-      <w:pPr>
-        <w:rPr>
-          <w:rFonts w:ascii="Times New Roman" w:hAnsi="Times New Roman" w:cs="Times New Roman"/>
-          <w:sz w:val="24"/>
-          <w:szCs w:val="24"/>
-          <w:lang w:val="uk-UA"/>
-        </w:rPr>
-      </w:pPr>
-      <w:proofErr w:type="spellStart"/>
-      <w:r>
-        <w:rPr>
-          <w:rFonts w:ascii="Times New Roman" w:hAnsi="Times New Roman" w:cs="Times New Roman"/>
-          <w:sz w:val="24"/>
-          <w:szCs w:val="24"/>
-          <w:lang w:val="uk-UA"/>
-        </w:rPr>
-        <w:t>qc.ccx</w:t>
-      </w:r>
-      <w:proofErr w:type="spellEnd"/>
-      <w:r>
-        <w:rPr>
-          <w:rFonts w:ascii="Times New Roman" w:hAnsi="Times New Roman" w:cs="Times New Roman"/>
-          <w:sz w:val="24"/>
-          <w:szCs w:val="24"/>
-          <w:lang w:val="uk-UA"/>
-        </w:rPr>
-        <w:t>(2, 3, 4)</w:t>
-      </w:r>
-    </w:p>
-    <w:p>
-      <w:pPr>
-        <w:rPr>
-          <w:rFonts w:ascii="Times New Roman" w:hAnsi="Times New Roman" w:cs="Times New Roman"/>
-          <w:sz w:val="24"/>
-          <w:szCs w:val="24"/>
-          <w:lang w:val="uk-UA"/>
-        </w:rPr>
-      </w:pPr>
-      <w:proofErr w:type="spellStart"/>
-      <w:r>
-        <w:rPr>
-          <w:rFonts w:ascii="Times New Roman" w:hAnsi="Times New Roman" w:cs="Times New Roman"/>
-          <w:sz w:val="24"/>
-          <w:szCs w:val="24"/>
-          <w:lang w:val="uk-UA"/>
-        </w:rPr>
-        <w:t>qc.measure</w:t>
-      </w:r>
-      <w:proofErr w:type="spellEnd"/>
-      <w:r>
-        <w:rPr>
-          <w:rFonts w:ascii="Times New Roman" w:hAnsi="Times New Roman" w:cs="Times New Roman"/>
-          <w:sz w:val="24"/>
-          <w:szCs w:val="24"/>
-          <w:lang w:val="uk-UA"/>
-        </w:rPr>
-        <w:t>(3, 0)</w:t>
-      </w:r>
-    </w:p>
-    <w:p>
-      <w:pPr>
-        <w:rPr>
-          <w:rFonts w:ascii="Times New Roman" w:hAnsi="Times New Roman" w:cs="Times New Roman"/>
-          <w:sz w:val="24"/>
-          <w:szCs w:val="24"/>
-          <w:lang w:val="uk-UA"/>
-        </w:rPr>
-      </w:pPr>
-      <w:proofErr w:type="spellStart"/>
-      <w:r>
-        <w:rPr>
-          <w:rFonts w:ascii="Times New Roman" w:hAnsi="Times New Roman" w:cs="Times New Roman"/>
-          <w:sz w:val="24"/>
-          <w:szCs w:val="24"/>
-          <w:lang w:val="uk-UA"/>
-        </w:rPr>
-        <w:t>qc.measure</w:t>
-      </w:r>
-      <w:proofErr w:type="spellEnd"/>
-      <w:r>
-        <w:rPr>
-          <w:rFonts w:ascii="Times New Roman" w:hAnsi="Times New Roman" w:cs="Times New Roman"/>
-          <w:sz w:val="24"/>
-          <w:szCs w:val="24"/>
-          <w:lang w:val="uk-UA"/>
-        </w:rPr>
-        <w:t>(4, 1)</w:t>
-      </w:r>
-    </w:p>
-    <w:p>
-      <w:pPr>
-        <w:rPr>
-          <w:rFonts w:ascii="Times New Roman" w:hAnsi="Times New Roman" w:cs="Times New Roman"/>
-          <w:sz w:val="24"/>
-          <w:szCs w:val="24"/>
-          <w:lang w:val="uk-UA"/>
-        </w:rPr>
-      </w:pPr>
-      <w:proofErr w:type="spellStart"/>
-      <w:r>
-        <w:rPr>
-          <w:rFonts w:ascii="Times New Roman" w:hAnsi="Times New Roman" w:cs="Times New Roman"/>
-          <w:sz w:val="24"/>
-          <w:szCs w:val="24"/>
-          <w:lang w:val="uk-UA"/>
-        </w:rPr>
-        <w:t>qc.draw</w:t>
-      </w:r>
-      <w:proofErr w:type="spellEnd"/>
-      <w:r>
-        <w:rPr>
-          <w:rFonts w:ascii="Times New Roman" w:hAnsi="Times New Roman" w:cs="Times New Roman"/>
-          <w:sz w:val="24"/>
-          <w:szCs w:val="24"/>
-          <w:lang w:val="uk-UA"/>
-        </w:rPr>
-        <w:t>('</w:t>
-      </w:r>
-      <w:proofErr w:type="spellStart"/>
-      <w:r>
-        <w:rPr>
-          <w:rFonts w:ascii="Times New Roman" w:hAnsi="Times New Roman" w:cs="Times New Roman"/>
-          <w:sz w:val="24"/>
-          <w:szCs w:val="24"/>
-          <w:lang w:val="uk-UA"/>
-        </w:rPr>
-        <w:t>mpl</w:t>
-      </w:r>
-      <w:proofErr w:type="spellEnd"/>
-      <w:r>
-        <w:rPr>
-          <w:rFonts w:ascii="Times New Roman" w:hAnsi="Times New Roman" w:cs="Times New Roman"/>
-          <w:sz w:val="24"/>
-          <w:szCs w:val="24"/>
-          <w:lang w:val="uk-UA"/>
-        </w:rPr>
-        <w:t>')</w:t>
-      </w:r>
-    </w:p>
-    <w:p>
-      <w:pPr>
-        <w:rPr>
-          <w:rFonts w:ascii="Times New Roman" w:hAnsi="Times New Roman" w:cs="Times New Roman"/>
-          <w:sz w:val="24"/>
-          <w:szCs w:val="24"/>
-          <w:lang w:val="uk-UA"/>
-        </w:rPr>
-      </w:pPr>
-      <w:r>
-        <w:rPr>
-          <w:rFonts w:ascii="Times New Roman" w:hAnsi="Times New Roman" w:cs="Times New Roman"/>
-          <w:sz w:val="24"/>
-          <w:szCs w:val="24"/>
-          <w:lang w:val="uk-UA"/>
-        </w:rPr>
-        <w:t xml:space="preserve">qc2 = </w:t>
-      </w:r>
-      <w:proofErr w:type="spellStart"/>
-      <w:r>
-        <w:rPr>
-          <w:rFonts w:ascii="Times New Roman" w:hAnsi="Times New Roman" w:cs="Times New Roman"/>
-          <w:sz w:val="24"/>
-          <w:szCs w:val="24"/>
-          <w:lang w:val="uk-UA"/>
-        </w:rPr>
-        <w:t>QuantumCircuit</w:t>
-      </w:r>
-      <w:proofErr w:type="spellEnd"/>
-      <w:r>
-        <w:rPr>
-          <w:rFonts w:ascii="Times New Roman" w:hAnsi="Times New Roman" w:cs="Times New Roman"/>
-          <w:sz w:val="24"/>
-          <w:szCs w:val="24"/>
-          <w:lang w:val="uk-UA"/>
-        </w:rPr>
-        <w:t>(7, 1)</w:t>
-      </w:r>
-    </w:p>
-    <w:p>
-      <w:pPr>
-        <w:rPr>
-          <w:rFonts w:ascii="Times New Roman" w:hAnsi="Times New Roman" w:cs="Times New Roman"/>
-          <w:sz w:val="24"/>
-          <w:szCs w:val="24"/>
-          <w:lang w:val="uk-UA"/>
-        </w:rPr>
-      </w:pPr>
-      <w:r>
-        <w:rPr>
-          <w:rFonts w:ascii="Times New Roman" w:hAnsi="Times New Roman" w:cs="Times New Roman"/>
-          <w:sz w:val="24"/>
-          <w:szCs w:val="24"/>
-          <w:lang w:val="uk-UA"/>
-        </w:rPr>
-        <w:t xml:space="preserve">qc2.cx(0, 6)  #(A </w:t>
-      </w:r>
-      <w:r>
-        <w:rPr>
-          <w:rFonts w:ascii="Cambria Math" w:hAnsi="Cambria Math" w:cs="Cambria Math"/>
-          <w:sz w:val="24"/>
-          <w:szCs w:val="24"/>
-          <w:lang w:val="uk-UA"/>
-        </w:rPr>
-        <w:t>⊕</w:t>
-      </w:r>
-      <w:r>
-        <w:rPr>
-          <w:rFonts w:ascii="Times New Roman" w:hAnsi="Times New Roman" w:cs="Times New Roman"/>
-          <w:sz w:val="24"/>
-          <w:szCs w:val="24"/>
-          <w:lang w:val="uk-UA"/>
-        </w:rPr>
-        <w:t xml:space="preserve"> B)</w:t>
-      </w:r>
-    </w:p>
-    <w:p>
-      <w:pPr>
-        <w:rPr>
-          <w:rFonts w:ascii="Times New Roman" w:hAnsi="Times New Roman" w:cs="Times New Roman"/>
-          <w:sz w:val="24"/>
-          <w:szCs w:val="24"/>
-          <w:lang w:val="uk-UA"/>
-        </w:rPr>
-      </w:pPr>
-      <w:r>
-        <w:rPr>
-          <w:rFonts w:ascii="Times New Roman" w:hAnsi="Times New Roman" w:cs="Times New Roman"/>
-          <w:sz w:val="24"/>
-          <w:szCs w:val="24"/>
-          <w:lang w:val="uk-UA"/>
-        </w:rPr>
-        <w:t>qc2.cx(1, 6)</w:t>
-      </w:r>
-    </w:p>
-    <w:p>
-      <w:pPr>
-        <w:rPr>
-          <w:rFonts w:ascii="Times New Roman" w:hAnsi="Times New Roman" w:cs="Times New Roman"/>
-          <w:sz w:val="24"/>
-          <w:szCs w:val="24"/>
-          <w:lang w:val="uk-UA"/>
-        </w:rPr>
-      </w:pPr>
-      <w:r>
-        <w:rPr>
-          <w:rFonts w:ascii="Times New Roman" w:hAnsi="Times New Roman" w:cs="Times New Roman"/>
-          <w:sz w:val="24"/>
-          <w:szCs w:val="24"/>
-          <w:lang w:val="uk-UA"/>
-        </w:rPr>
-        <w:t>qc2.cx(0, 5)</w:t>
-      </w:r>
-    </w:p>
-    <w:p>
-      <w:pPr>
-        <w:rPr>
-          <w:rFonts w:ascii="Times New Roman" w:hAnsi="Times New Roman" w:cs="Times New Roman"/>
-          <w:sz w:val="24"/>
-          <w:szCs w:val="24"/>
-          <w:lang w:val="uk-UA"/>
-        </w:rPr>
-      </w:pPr>
-      <w:r>
-        <w:rPr>
-          <w:rFonts w:ascii="Times New Roman" w:hAnsi="Times New Roman" w:cs="Times New Roman"/>
-          <w:sz w:val="24"/>
-          <w:szCs w:val="24"/>
-          <w:lang w:val="uk-UA"/>
-        </w:rPr>
-        <w:t>qc2.cx(1, 5)</w:t>
-      </w:r>
-    </w:p>
-    <w:p>
-      <w:pPr>
-        <w:rPr>
-          <w:rFonts w:ascii="Times New Roman" w:hAnsi="Times New Roman" w:cs="Times New Roman"/>
-          <w:sz w:val="24"/>
-          <w:szCs w:val="24"/>
-          <w:lang w:val="uk-UA"/>
-        </w:rPr>
-      </w:pPr>
-      <w:r>
-        <w:rPr>
-          <w:rFonts w:ascii="Times New Roman" w:hAnsi="Times New Roman" w:cs="Times New Roman"/>
-          <w:sz w:val="24"/>
-          <w:szCs w:val="24"/>
-          <w:lang w:val="uk-UA"/>
-        </w:rPr>
-        <w:lastRenderedPageBreak/>
-        <w:t xml:space="preserve">qc2.ccx(4, 5, 6)  #(E </w:t>
-      </w:r>
-      <w:r>
-        <w:rPr>
-          <w:rFonts w:ascii="Cambria Math" w:hAnsi="Cambria Math" w:cs="Cambria Math"/>
-          <w:sz w:val="24"/>
-          <w:szCs w:val="24"/>
-          <w:lang w:val="uk-UA"/>
-        </w:rPr>
-        <w:t>∧</w:t>
-      </w:r>
-      <w:r>
-        <w:rPr>
-          <w:rFonts w:ascii="Times New Roman" w:hAnsi="Times New Roman" w:cs="Times New Roman"/>
-          <w:sz w:val="24"/>
-          <w:szCs w:val="24"/>
-          <w:lang w:val="uk-UA"/>
-        </w:rPr>
-        <w:t xml:space="preserve"> (A </w:t>
-      </w:r>
-      <w:r>
-        <w:rPr>
-          <w:rFonts w:ascii="Cambria Math" w:hAnsi="Cambria Math" w:cs="Cambria Math"/>
-          <w:sz w:val="24"/>
-          <w:szCs w:val="24"/>
-          <w:lang w:val="uk-UA"/>
-        </w:rPr>
-        <w:t>⊕</w:t>
-      </w:r>
-      <w:r>
-        <w:rPr>
-          <w:rFonts w:ascii="Times New Roman" w:hAnsi="Times New Roman" w:cs="Times New Roman"/>
-          <w:sz w:val="24"/>
-          <w:szCs w:val="24"/>
-          <w:lang w:val="uk-UA"/>
-        </w:rPr>
-        <w:t xml:space="preserve"> B)</w:t>
-      </w:r>
-    </w:p>
-    <w:p>
-      <w:pPr>
-        <w:rPr>
-          <w:rFonts w:ascii="Times New Roman" w:hAnsi="Times New Roman" w:cs="Times New Roman"/>
-          <w:sz w:val="24"/>
-          <w:szCs w:val="24"/>
-          <w:lang w:val="uk-UA"/>
-        </w:rPr>
-      </w:pPr>
-      <w:r>
-        <w:rPr>
-          <w:rFonts w:ascii="Times New Roman" w:hAnsi="Times New Roman" w:cs="Times New Roman"/>
-          <w:sz w:val="24"/>
-          <w:szCs w:val="24"/>
-          <w:lang w:val="uk-UA"/>
-        </w:rPr>
-        <w:t xml:space="preserve">qc2.ccx(0, 1, 6)  #(A </w:t>
-      </w:r>
-      <w:r>
-        <w:rPr>
-          <w:rFonts w:ascii="Cambria Math" w:hAnsi="Cambria Math" w:cs="Cambria Math"/>
-          <w:sz w:val="24"/>
-          <w:szCs w:val="24"/>
-          <w:lang w:val="uk-UA"/>
-        </w:rPr>
-        <w:t>∧</w:t>
-      </w:r>
-      <w:r>
-        <w:rPr>
-          <w:rFonts w:ascii="Times New Roman" w:hAnsi="Times New Roman" w:cs="Times New Roman"/>
-          <w:sz w:val="24"/>
-          <w:szCs w:val="24"/>
-          <w:lang w:val="uk-UA"/>
-        </w:rPr>
-        <w:t xml:space="preserve"> B)</w:t>
-      </w:r>
-    </w:p>
-    <w:p>
-      <w:pPr>
-        <w:rPr>
-          <w:rFonts w:ascii="Times New Roman" w:hAnsi="Times New Roman" w:cs="Times New Roman"/>
-          <w:sz w:val="24"/>
-          <w:szCs w:val="24"/>
-          <w:lang w:val="uk-UA"/>
-        </w:rPr>
-      </w:pPr>
-      <w:r>
-        <w:rPr>
-          <w:rFonts w:ascii="Times New Roman" w:hAnsi="Times New Roman" w:cs="Times New Roman"/>
-          <w:sz w:val="24"/>
-          <w:szCs w:val="24"/>
-          <w:lang w:val="uk-UA"/>
-        </w:rPr>
-        <w:t xml:space="preserve">qc2.ccx(2, 3, 6) #(C </w:t>
-      </w:r>
-      <w:r>
-        <w:rPr>
-          <w:rFonts w:ascii="Cambria Math" w:hAnsi="Cambria Math" w:cs="Cambria Math"/>
-          <w:sz w:val="24"/>
-          <w:szCs w:val="24"/>
-          <w:lang w:val="uk-UA"/>
-        </w:rPr>
-        <w:t>∧</w:t>
-      </w:r>
-      <w:r>
-        <w:rPr>
-          <w:rFonts w:ascii="Times New Roman" w:hAnsi="Times New Roman" w:cs="Times New Roman"/>
-          <w:sz w:val="24"/>
-          <w:szCs w:val="24"/>
-          <w:lang w:val="uk-UA"/>
-        </w:rPr>
-        <w:t xml:space="preserve"> D)</w:t>
-      </w:r>
-    </w:p>
-    <w:p>
-      <w:pPr>
-        <w:rPr>
-          <w:rFonts w:ascii="Times New Roman" w:hAnsi="Times New Roman" w:cs="Times New Roman"/>
-          <w:sz w:val="24"/>
-          <w:szCs w:val="24"/>
-          <w:lang w:val="uk-UA"/>
-        </w:rPr>
-      </w:pPr>
-      <w:r>
-        <w:rPr>
-          <w:rFonts w:ascii="Times New Roman" w:hAnsi="Times New Roman" w:cs="Times New Roman"/>
-          <w:sz w:val="24"/>
-          <w:szCs w:val="24"/>
-          <w:lang w:val="uk-UA"/>
-        </w:rPr>
-        <w:t>qc2.measure(6, 0)</w:t>
-      </w:r>
-    </w:p>
-    <w:p>
-      <w:pPr>
-        <w:rPr>
-          <w:rFonts w:ascii="Times New Roman" w:hAnsi="Times New Roman" w:cs="Times New Roman"/>
-          <w:sz w:val="24"/>
-          <w:szCs w:val="24"/>
-          <w:lang w:val="uk-UA"/>
-        </w:rPr>
-      </w:pPr>
-      <w:r>
-        <w:rPr>
-          <w:rFonts w:ascii="Times New Roman" w:hAnsi="Times New Roman" w:cs="Times New Roman"/>
-          <w:sz w:val="24"/>
-          <w:szCs w:val="24"/>
-          <w:lang w:val="uk-UA"/>
-        </w:rPr>
-        <w:t>qc2.draw("</w:t>
-      </w:r>
-      <w:proofErr w:type="spellStart"/>
-      <w:r>
-        <w:rPr>
-          <w:rFonts w:ascii="Times New Roman" w:hAnsi="Times New Roman" w:cs="Times New Roman"/>
-          <w:sz w:val="24"/>
-          <w:szCs w:val="24"/>
-          <w:lang w:val="uk-UA"/>
-        </w:rPr>
-        <w:t>mpl</w:t>
-      </w:r>
-      <w:proofErr w:type="spellEnd"/>
-      <w:r>
-        <w:rPr>
-          <w:rFonts w:ascii="Times New Roman" w:hAnsi="Times New Roman" w:cs="Times New Roman"/>
-          <w:sz w:val="24"/>
-          <w:szCs w:val="24"/>
-          <w:lang w:val="uk-UA"/>
-        </w:rPr>
-        <w:t>")</w:t>
-      </w:r>
-    </w:p>
-    <w:p>
-      <w:pPr>
-        <w:rPr>
-          <w:rFonts w:ascii="Times New Roman" w:hAnsi="Times New Roman" w:cs="Times New Roman"/>
-          <w:sz w:val="24"/>
-          <w:szCs w:val="24"/>
-          <w:lang w:val="uk-UA"/>
-        </w:rPr>
-      </w:pPr>
-      <w:r>
-        <w:rPr>
-          <w:rFonts w:ascii="Times New Roman" w:hAnsi="Times New Roman" w:cs="Times New Roman"/>
-          <w:sz w:val="24"/>
-          <w:szCs w:val="24"/>
+      <w:r>
+        <w:rPr>
+          <w:noProof/>
           <w:lang w:val="uk-UA"/>
         </w:rPr>
         <w:drawing>
-          <wp:inline distT="0" distB="0" distL="0" distR="0" wp14:anchorId="2F23D0B5" wp14:editId="51FFF7CB">
-            <wp:extent cx="4015740" cy="2773339"/>
-            <wp:effectExtent l="0" t="0" r="3810" b="8255"/>
-            <wp:docPr id="1" name="Рисунок 1"/>
+          <wp:anchor distT="0" distB="0" distL="114300" distR="114300" simplePos="0" relativeHeight="251658240" behindDoc="0" locked="0" layoutInCell="1" allowOverlap="1" wp14:anchorId="5B9281C4" wp14:editId="2AE37EB7">
+            <wp:simplePos x="0" y="0"/>
+            <wp:positionH relativeFrom="column">
+              <wp:posOffset>2065020</wp:posOffset>
+            </wp:positionH>
+            <wp:positionV relativeFrom="paragraph">
+              <wp:posOffset>328295</wp:posOffset>
+            </wp:positionV>
+            <wp:extent cx="4648200" cy="3542665"/>
+            <wp:effectExtent l="0" t="0" r="0" b="635"/>
+            <wp:wrapSquare wrapText="bothSides"/>
+            <wp:docPr id="3" name="Рисунок 3"/>
             <wp:cNvGraphicFramePr>
               <a:graphicFrameLocks xmlns:a="http://schemas.openxmlformats.org/drawingml/2006/main" noChangeAspect="1"/>
             </wp:cNvGraphicFramePr>
@@ -2153,28 +1338,47 @@
               <a:graphicData uri="http://schemas.openxmlformats.org/drawingml/2006/picture">
                 <pic:pic xmlns:pic="http://schemas.openxmlformats.org/drawingml/2006/picture">
                   <pic:nvPicPr>
-                    <pic:cNvPr id="1" name=""/>
-                    <pic:cNvPicPr/>
+                    <pic:cNvPr id="0" name="Picture 1"/>
+                    <pic:cNvPicPr>
+                      <a:picLocks noChangeAspect="1" noChangeArrowheads="1"/>
+                    </pic:cNvPicPr>
                   </pic:nvPicPr>
                   <pic:blipFill>
-                    <a:blip r:embed="rId6"/>
+                    <a:blip r:embed="rId6">
+                      <a:extLst>
+                        <a:ext uri="{28A0092B-C50C-407E-A947-70E740481C1C}">
+                          <a14:useLocalDpi xmlns:a14="http://schemas.microsoft.com/office/drawing/2010/main" val="0"/>
+                        </a:ext>
+                      </a:extLst>
+                    </a:blip>
+                    <a:srcRect/>
                     <a:stretch>
                       <a:fillRect/>
                     </a:stretch>
                   </pic:blipFill>
-                  <pic:spPr>
+                  <pic:spPr bwMode="auto">
                     <a:xfrm>
                       <a:off x="0" y="0"/>
-                      <a:ext cx="4017977" cy="2774884"/>
+                      <a:ext cx="4648200" cy="3542665"/>
                     </a:xfrm>
                     <a:prstGeom prst="rect">
                       <a:avLst/>
                     </a:prstGeom>
+                    <a:noFill/>
+                    <a:ln>
+                      <a:noFill/>
+                    </a:ln>
                   </pic:spPr>
                 </pic:pic>
               </a:graphicData>
             </a:graphic>
-          </wp:inline>
+            <wp14:sizeRelH relativeFrom="page">
+              <wp14:pctWidth>0</wp14:pctWidth>
+            </wp14:sizeRelH>
+            <wp14:sizeRelV relativeFrom="page">
+              <wp14:pctHeight>0</wp14:pctHeight>
+            </wp14:sizeRelV>
+          </wp:anchor>
         </w:drawing>
       </w:r>
     </w:p>
@@ -2194,11 +1398,388 @@
           <w:szCs w:val="24"/>
           <w:lang w:val="uk-UA"/>
         </w:rPr>
+        <w:t>qc.cx(0, 7)</w:t>
+      </w:r>
+    </w:p>
+    <w:p>
+      <w:pPr>
+        <w:rPr>
+          <w:rFonts w:ascii="Times New Roman" w:hAnsi="Times New Roman" w:cs="Times New Roman"/>
+          <w:sz w:val="24"/>
+          <w:szCs w:val="24"/>
+          <w:lang w:val="uk-UA"/>
+        </w:rPr>
+      </w:pPr>
+      <w:r>
+        <w:rPr>
+          <w:rFonts w:ascii="Times New Roman" w:hAnsi="Times New Roman" w:cs="Times New Roman"/>
+          <w:sz w:val="24"/>
+          <w:szCs w:val="24"/>
+          <w:lang w:val="uk-UA"/>
+        </w:rPr>
+        <w:t>qc.cx(1, 7)</w:t>
+      </w:r>
+    </w:p>
+    <w:p>
+      <w:pPr>
+        <w:rPr>
+          <w:rFonts w:ascii="Times New Roman" w:hAnsi="Times New Roman" w:cs="Times New Roman"/>
+          <w:sz w:val="24"/>
+          <w:szCs w:val="24"/>
+          <w:lang w:val="uk-UA"/>
+        </w:rPr>
+      </w:pPr>
+      <w:r>
+        <w:rPr>
+          <w:rFonts w:ascii="Times New Roman" w:hAnsi="Times New Roman" w:cs="Times New Roman"/>
+          <w:sz w:val="24"/>
+          <w:szCs w:val="24"/>
+          <w:lang w:val="uk-UA"/>
+        </w:rPr>
+        <w:t>qc.cx(2, 7)</w:t>
+      </w:r>
+    </w:p>
+    <w:p>
+      <w:pPr>
+        <w:rPr>
+          <w:rFonts w:ascii="Times New Roman" w:hAnsi="Times New Roman" w:cs="Times New Roman"/>
+          <w:sz w:val="24"/>
+          <w:szCs w:val="24"/>
+          <w:lang w:val="uk-UA"/>
+        </w:rPr>
+      </w:pPr>
+      <w:proofErr w:type="spellStart"/>
+      <w:r>
+        <w:rPr>
+          <w:rFonts w:ascii="Times New Roman" w:hAnsi="Times New Roman" w:cs="Times New Roman"/>
+          <w:sz w:val="24"/>
+          <w:szCs w:val="24"/>
+          <w:lang w:val="uk-UA"/>
+        </w:rPr>
+        <w:t>qc.ccx</w:t>
+      </w:r>
+      <w:proofErr w:type="spellEnd"/>
+      <w:r>
+        <w:rPr>
+          <w:rFonts w:ascii="Times New Roman" w:hAnsi="Times New Roman" w:cs="Times New Roman"/>
+          <w:sz w:val="24"/>
+          <w:szCs w:val="24"/>
+          <w:lang w:val="uk-UA"/>
+        </w:rPr>
+        <w:t>(0, 1, 4)</w:t>
+      </w:r>
+    </w:p>
+    <w:p>
+      <w:pPr>
+        <w:rPr>
+          <w:rFonts w:ascii="Times New Roman" w:hAnsi="Times New Roman" w:cs="Times New Roman"/>
+          <w:sz w:val="24"/>
+          <w:szCs w:val="24"/>
+          <w:lang w:val="uk-UA"/>
+        </w:rPr>
+      </w:pPr>
+      <w:r>
+        <w:rPr>
+          <w:rFonts w:ascii="Times New Roman" w:hAnsi="Times New Roman" w:cs="Times New Roman"/>
+          <w:sz w:val="24"/>
+          <w:szCs w:val="24"/>
+          <w:lang w:val="uk-UA"/>
+        </w:rPr>
+        <w:t>qc.cx(0, 3)</w:t>
+      </w:r>
+    </w:p>
+    <w:p>
+      <w:pPr>
+        <w:rPr>
+          <w:rFonts w:ascii="Times New Roman" w:hAnsi="Times New Roman" w:cs="Times New Roman"/>
+          <w:sz w:val="24"/>
+          <w:szCs w:val="24"/>
+          <w:lang w:val="uk-UA"/>
+        </w:rPr>
+      </w:pPr>
+      <w:r>
+        <w:rPr>
+          <w:rFonts w:ascii="Times New Roman" w:hAnsi="Times New Roman" w:cs="Times New Roman"/>
+          <w:sz w:val="24"/>
+          <w:szCs w:val="24"/>
+          <w:lang w:val="uk-UA"/>
+        </w:rPr>
+        <w:t>qc.cx(1, 3)</w:t>
+      </w:r>
+    </w:p>
+    <w:p>
+      <w:pPr>
+        <w:rPr>
+          <w:rFonts w:ascii="Times New Roman" w:hAnsi="Times New Roman" w:cs="Times New Roman"/>
+          <w:sz w:val="24"/>
+          <w:szCs w:val="24"/>
+          <w:lang w:val="uk-UA"/>
+        </w:rPr>
+      </w:pPr>
+      <w:proofErr w:type="spellStart"/>
+      <w:r>
+        <w:rPr>
+          <w:rFonts w:ascii="Times New Roman" w:hAnsi="Times New Roman" w:cs="Times New Roman"/>
+          <w:sz w:val="24"/>
+          <w:szCs w:val="24"/>
+          <w:lang w:val="uk-UA"/>
+        </w:rPr>
+        <w:t>qc.ccx</w:t>
+      </w:r>
+      <w:proofErr w:type="spellEnd"/>
+      <w:r>
+        <w:rPr>
+          <w:rFonts w:ascii="Times New Roman" w:hAnsi="Times New Roman" w:cs="Times New Roman"/>
+          <w:sz w:val="24"/>
+          <w:szCs w:val="24"/>
+          <w:lang w:val="uk-UA"/>
+        </w:rPr>
+        <w:t>(2, 3, 5)</w:t>
+      </w:r>
+    </w:p>
+    <w:p>
+      <w:pPr>
+        <w:rPr>
+          <w:rFonts w:ascii="Times New Roman" w:hAnsi="Times New Roman" w:cs="Times New Roman"/>
+          <w:sz w:val="24"/>
+          <w:szCs w:val="24"/>
+          <w:lang w:val="uk-UA"/>
+        </w:rPr>
+      </w:pPr>
+      <w:r>
+        <w:rPr>
+          <w:rFonts w:ascii="Times New Roman" w:hAnsi="Times New Roman" w:cs="Times New Roman"/>
+          <w:sz w:val="24"/>
+          <w:szCs w:val="24"/>
+          <w:lang w:val="uk-UA"/>
+        </w:rPr>
+        <w:t>qc.cx(5, 6)</w:t>
+      </w:r>
+    </w:p>
+    <w:p>
+      <w:pPr>
+        <w:rPr>
+          <w:rFonts w:ascii="Times New Roman" w:hAnsi="Times New Roman" w:cs="Times New Roman"/>
+          <w:sz w:val="24"/>
+          <w:szCs w:val="24"/>
+          <w:lang w:val="uk-UA"/>
+        </w:rPr>
+      </w:pPr>
+      <w:r>
+        <w:rPr>
+          <w:rFonts w:ascii="Times New Roman" w:hAnsi="Times New Roman" w:cs="Times New Roman"/>
+          <w:sz w:val="24"/>
+          <w:szCs w:val="24"/>
+          <w:lang w:val="uk-UA"/>
+        </w:rPr>
+        <w:t>qc.cx(4, 6)</w:t>
+      </w:r>
+    </w:p>
+    <w:p>
+      <w:pPr>
+        <w:rPr>
+          <w:rFonts w:ascii="Times New Roman" w:hAnsi="Times New Roman" w:cs="Times New Roman"/>
+          <w:sz w:val="24"/>
+          <w:szCs w:val="24"/>
+          <w:lang w:val="uk-UA"/>
+        </w:rPr>
+      </w:pPr>
+      <w:proofErr w:type="spellStart"/>
+      <w:r>
+        <w:rPr>
+          <w:rFonts w:ascii="Times New Roman" w:hAnsi="Times New Roman" w:cs="Times New Roman"/>
+          <w:sz w:val="24"/>
+          <w:szCs w:val="24"/>
+          <w:lang w:val="uk-UA"/>
+        </w:rPr>
+        <w:t>qc.ccx</w:t>
+      </w:r>
+      <w:proofErr w:type="spellEnd"/>
+      <w:r>
+        <w:rPr>
+          <w:rFonts w:ascii="Times New Roman" w:hAnsi="Times New Roman" w:cs="Times New Roman"/>
+          <w:sz w:val="24"/>
+          <w:szCs w:val="24"/>
+          <w:lang w:val="uk-UA"/>
+        </w:rPr>
+        <w:t>(4, 5, 6)</w:t>
+      </w:r>
+    </w:p>
+    <w:p>
+      <w:pPr>
+        <w:rPr>
+          <w:rFonts w:ascii="Times New Roman" w:hAnsi="Times New Roman" w:cs="Times New Roman"/>
+          <w:sz w:val="24"/>
+          <w:szCs w:val="24"/>
+          <w:lang w:val="uk-UA"/>
+        </w:rPr>
+      </w:pPr>
+      <w:proofErr w:type="spellStart"/>
+      <w:r>
+        <w:rPr>
+          <w:rFonts w:ascii="Times New Roman" w:hAnsi="Times New Roman" w:cs="Times New Roman"/>
+          <w:sz w:val="24"/>
+          <w:szCs w:val="24"/>
+          <w:lang w:val="uk-UA"/>
+        </w:rPr>
+        <w:t>qc.measure</w:t>
+      </w:r>
+      <w:proofErr w:type="spellEnd"/>
+      <w:r>
+        <w:rPr>
+          <w:rFonts w:ascii="Times New Roman" w:hAnsi="Times New Roman" w:cs="Times New Roman"/>
+          <w:sz w:val="24"/>
+          <w:szCs w:val="24"/>
+          <w:lang w:val="uk-UA"/>
+        </w:rPr>
+        <w:t>(7, 0)</w:t>
+      </w:r>
+    </w:p>
+    <w:p>
+      <w:pPr>
+        <w:rPr>
+          <w:rFonts w:ascii="Times New Roman" w:hAnsi="Times New Roman" w:cs="Times New Roman"/>
+          <w:sz w:val="24"/>
+          <w:szCs w:val="24"/>
+          <w:lang w:val="uk-UA"/>
+        </w:rPr>
+      </w:pPr>
+      <w:proofErr w:type="spellStart"/>
+      <w:r>
+        <w:rPr>
+          <w:rFonts w:ascii="Times New Roman" w:hAnsi="Times New Roman" w:cs="Times New Roman"/>
+          <w:sz w:val="24"/>
+          <w:szCs w:val="24"/>
+          <w:lang w:val="uk-UA"/>
+        </w:rPr>
+        <w:t>qc.measure</w:t>
+      </w:r>
+      <w:proofErr w:type="spellEnd"/>
+      <w:r>
+        <w:rPr>
+          <w:rFonts w:ascii="Times New Roman" w:hAnsi="Times New Roman" w:cs="Times New Roman"/>
+          <w:sz w:val="24"/>
+          <w:szCs w:val="24"/>
+          <w:lang w:val="uk-UA"/>
+        </w:rPr>
+        <w:t>(6, 1)</w:t>
+      </w:r>
+    </w:p>
+    <w:p>
+      <w:pPr>
+        <w:rPr>
+          <w:rFonts w:ascii="Times New Roman" w:hAnsi="Times New Roman" w:cs="Times New Roman"/>
+          <w:sz w:val="24"/>
+          <w:szCs w:val="24"/>
+          <w:lang w:val="ru-BY"/>
+        </w:rPr>
+      </w:pPr>
+      <w:r>
+        <w:rPr>
+          <w:rFonts w:ascii="Times New Roman" w:hAnsi="Times New Roman" w:cs="Times New Roman"/>
+          <w:sz w:val="24"/>
+          <w:szCs w:val="24"/>
+          <w:lang w:val="ru-BY"/>
+        </w:rPr>
+        <w:t xml:space="preserve">qc2 = </w:t>
+      </w:r>
+      <w:proofErr w:type="spellStart"/>
+      <w:r>
+        <w:rPr>
+          <w:rFonts w:ascii="Times New Roman" w:hAnsi="Times New Roman" w:cs="Times New Roman"/>
+          <w:sz w:val="24"/>
+          <w:szCs w:val="24"/>
+          <w:lang w:val="ru-BY"/>
+        </w:rPr>
+        <w:t>QuantumCircuit</w:t>
+      </w:r>
+      <w:proofErr w:type="spellEnd"/>
+      <w:r>
+        <w:rPr>
+          <w:rFonts w:ascii="Times New Roman" w:hAnsi="Times New Roman" w:cs="Times New Roman"/>
+          <w:sz w:val="24"/>
+          <w:szCs w:val="24"/>
+          <w:lang w:val="ru-BY"/>
+        </w:rPr>
+        <w:t>(12, 1)</w:t>
+      </w:r>
+    </w:p>
+    <w:p>
+      <w:pPr>
+        <w:rPr>
+          <w:rFonts w:ascii="Times New Roman" w:hAnsi="Times New Roman" w:cs="Times New Roman"/>
+          <w:sz w:val="24"/>
+          <w:szCs w:val="24"/>
+          <w:lang w:val="ru-BY"/>
+        </w:rPr>
+      </w:pPr>
+      <w:r>
+        <w:rPr>
+          <w:rFonts w:ascii="Times New Roman" w:hAnsi="Times New Roman" w:cs="Times New Roman"/>
+          <w:sz w:val="24"/>
+          <w:szCs w:val="24"/>
+          <w:lang w:val="ru-BY"/>
+        </w:rPr>
+        <w:t>qc2.ccx(0, 1, 7)</w:t>
+      </w:r>
+    </w:p>
+    <w:p>
+      <w:pPr>
+        <w:rPr>
+          <w:rFonts w:ascii="Times New Roman" w:hAnsi="Times New Roman" w:cs="Times New Roman"/>
+          <w:sz w:val="24"/>
+          <w:szCs w:val="24"/>
+          <w:lang w:val="ru-BY"/>
+        </w:rPr>
+      </w:pPr>
+      <w:r>
+        <w:rPr>
+          <w:rFonts w:ascii="Times New Roman" w:hAnsi="Times New Roman" w:cs="Times New Roman"/>
+          <w:sz w:val="24"/>
+          <w:szCs w:val="24"/>
+          <w:lang w:val="ru-BY"/>
+        </w:rPr>
+        <w:t>qc2.ccx(2, 3, 8)</w:t>
+      </w:r>
+    </w:p>
+    <w:p>
+      <w:pPr>
+        <w:rPr>
+          <w:rFonts w:ascii="Times New Roman" w:hAnsi="Times New Roman" w:cs="Times New Roman"/>
+          <w:sz w:val="24"/>
+          <w:szCs w:val="24"/>
+          <w:lang w:val="ru-BY"/>
+        </w:rPr>
+      </w:pPr>
+    </w:p>
+    <w:p>
+      <w:pPr>
+        <w:rPr>
+          <w:rFonts w:ascii="Times New Roman" w:hAnsi="Times New Roman" w:cs="Times New Roman"/>
+          <w:sz w:val="24"/>
+          <w:szCs w:val="24"/>
+          <w:lang w:val="ru-BY"/>
+        </w:rPr>
+      </w:pPr>
+      <w:r>
+        <w:rPr>
+          <w:noProof/>
+          <w:lang w:val="uk-UA"/>
+        </w:rPr>
+        <w:lastRenderedPageBreak/>
         <w:drawing>
-          <wp:inline distT="0" distB="0" distL="0" distR="0" wp14:anchorId="711CDE01" wp14:editId="04DA0503">
-            <wp:extent cx="4038600" cy="3599068"/>
-            <wp:effectExtent l="0" t="0" r="0" b="1905"/>
-            <wp:docPr id="2" name="Рисунок 2"/>
+          <wp:anchor distT="0" distB="0" distL="114300" distR="114300" simplePos="0" relativeHeight="251659264" behindDoc="0" locked="0" layoutInCell="1" allowOverlap="1" wp14:anchorId="096DB312" wp14:editId="7088E152">
+            <wp:simplePos x="0" y="0"/>
+            <wp:positionH relativeFrom="column">
+              <wp:posOffset>2606040</wp:posOffset>
+            </wp:positionH>
+            <wp:positionV relativeFrom="paragraph">
+              <wp:posOffset>0</wp:posOffset>
+            </wp:positionV>
+            <wp:extent cx="3703320" cy="4239895"/>
+            <wp:effectExtent l="0" t="0" r="0" b="8255"/>
+            <wp:wrapSquare wrapText="bothSides"/>
+            <wp:docPr id="4" name="Рисунок 4"/>
             <wp:cNvGraphicFramePr>
               <a:graphicFrameLocks xmlns:a="http://schemas.openxmlformats.org/drawingml/2006/main" noChangeAspect="1"/>
             </wp:cNvGraphicFramePr>
@@ -2206,30 +1787,328 @@
               <a:graphicData uri="http://schemas.openxmlformats.org/drawingml/2006/picture">
                 <pic:pic xmlns:pic="http://schemas.openxmlformats.org/drawingml/2006/picture">
                   <pic:nvPicPr>
-                    <pic:cNvPr id="1" name=""/>
-                    <pic:cNvPicPr/>
+                    <pic:cNvPr id="0" name="Picture 3"/>
+                    <pic:cNvPicPr>
+                      <a:picLocks noChangeAspect="1" noChangeArrowheads="1"/>
+                    </pic:cNvPicPr>
                   </pic:nvPicPr>
                   <pic:blipFill>
-                    <a:blip r:embed="rId7"/>
+                    <a:blip r:embed="rId7">
+                      <a:extLst>
+                        <a:ext uri="{28A0092B-C50C-407E-A947-70E740481C1C}">
+                          <a14:useLocalDpi xmlns:a14="http://schemas.microsoft.com/office/drawing/2010/main" val="0"/>
+                        </a:ext>
+                      </a:extLst>
+                    </a:blip>
+                    <a:srcRect/>
                     <a:stretch>
                       <a:fillRect/>
                     </a:stretch>
                   </pic:blipFill>
-                  <pic:spPr>
+                  <pic:spPr bwMode="auto">
                     <a:xfrm>
                       <a:off x="0" y="0"/>
-                      <a:ext cx="4047693" cy="3607171"/>
+                      <a:ext cx="3703320" cy="4239895"/>
                     </a:xfrm>
                     <a:prstGeom prst="rect">
                       <a:avLst/>
                     </a:prstGeom>
+                    <a:noFill/>
+                    <a:ln>
+                      <a:noFill/>
+                    </a:ln>
                   </pic:spPr>
                 </pic:pic>
               </a:graphicData>
             </a:graphic>
-          </wp:inline>
+            <wp14:sizeRelH relativeFrom="page">
+              <wp14:pctWidth>0</wp14:pctWidth>
+            </wp14:sizeRelH>
+            <wp14:sizeRelV relativeFrom="page">
+              <wp14:pctHeight>0</wp14:pctHeight>
+            </wp14:sizeRelV>
+          </wp:anchor>
         </w:drawing>
       </w:r>
+      <w:r>
+        <w:rPr>
+          <w:rFonts w:ascii="Times New Roman" w:hAnsi="Times New Roman" w:cs="Times New Roman"/>
+          <w:sz w:val="24"/>
+          <w:szCs w:val="24"/>
+          <w:lang w:val="ru-BY"/>
+        </w:rPr>
+        <w:t>qc2.cx(0, 5)</w:t>
+      </w:r>
+    </w:p>
+    <w:p>
+      <w:pPr>
+        <w:rPr>
+          <w:rFonts w:ascii="Times New Roman" w:hAnsi="Times New Roman" w:cs="Times New Roman"/>
+          <w:sz w:val="24"/>
+          <w:szCs w:val="24"/>
+          <w:lang w:val="ru-BY"/>
+        </w:rPr>
+      </w:pPr>
+      <w:r>
+        <w:rPr>
+          <w:rFonts w:ascii="Times New Roman" w:hAnsi="Times New Roman" w:cs="Times New Roman"/>
+          <w:sz w:val="24"/>
+          <w:szCs w:val="24"/>
+          <w:lang w:val="ru-BY"/>
+        </w:rPr>
+        <w:t>qc2.cx(1, 5)</w:t>
+      </w:r>
+    </w:p>
+    <w:p>
+      <w:pPr>
+        <w:rPr>
+          <w:rFonts w:ascii="Times New Roman" w:hAnsi="Times New Roman" w:cs="Times New Roman"/>
+          <w:sz w:val="24"/>
+          <w:szCs w:val="24"/>
+          <w:lang w:val="ru-BY"/>
+        </w:rPr>
+      </w:pPr>
+      <w:r>
+        <w:rPr>
+          <w:rFonts w:ascii="Times New Roman" w:hAnsi="Times New Roman" w:cs="Times New Roman"/>
+          <w:sz w:val="24"/>
+          <w:szCs w:val="24"/>
+          <w:lang w:val="ru-BY"/>
+        </w:rPr>
+        <w:t>qc2.ccx(4, 5, 9)</w:t>
+      </w:r>
+    </w:p>
+    <w:p>
+      <w:pPr>
+        <w:rPr>
+          <w:rFonts w:ascii="Times New Roman" w:hAnsi="Times New Roman" w:cs="Times New Roman"/>
+          <w:sz w:val="24"/>
+          <w:szCs w:val="24"/>
+          <w:lang w:val="ru-BY"/>
+        </w:rPr>
+      </w:pPr>
+      <w:r>
+        <w:rPr>
+          <w:rFonts w:ascii="Times New Roman" w:hAnsi="Times New Roman" w:cs="Times New Roman"/>
+          <w:sz w:val="24"/>
+          <w:szCs w:val="24"/>
+          <w:lang w:val="ru-BY"/>
+        </w:rPr>
+        <w:t>qc2.cx(8, 10)</w:t>
+      </w:r>
+    </w:p>
+    <w:p>
+      <w:pPr>
+        <w:rPr>
+          <w:rFonts w:ascii="Times New Roman" w:hAnsi="Times New Roman" w:cs="Times New Roman"/>
+          <w:sz w:val="24"/>
+          <w:szCs w:val="24"/>
+          <w:lang w:val="ru-BY"/>
+        </w:rPr>
+      </w:pPr>
+      <w:r>
+        <w:rPr>
+          <w:rFonts w:ascii="Times New Roman" w:hAnsi="Times New Roman" w:cs="Times New Roman"/>
+          <w:sz w:val="24"/>
+          <w:szCs w:val="24"/>
+          <w:lang w:val="ru-BY"/>
+        </w:rPr>
+        <w:t>qc2.cx(7, 10)</w:t>
+      </w:r>
+    </w:p>
+    <w:p>
+      <w:pPr>
+        <w:rPr>
+          <w:rFonts w:ascii="Times New Roman" w:hAnsi="Times New Roman" w:cs="Times New Roman"/>
+          <w:sz w:val="24"/>
+          <w:szCs w:val="24"/>
+          <w:lang w:val="ru-BY"/>
+        </w:rPr>
+      </w:pPr>
+      <w:r>
+        <w:rPr>
+          <w:rFonts w:ascii="Times New Roman" w:hAnsi="Times New Roman" w:cs="Times New Roman"/>
+          <w:sz w:val="24"/>
+          <w:szCs w:val="24"/>
+          <w:lang w:val="ru-BY"/>
+        </w:rPr>
+        <w:t>qc2.ccx(7, 8, 10)</w:t>
+      </w:r>
+    </w:p>
+    <w:p>
+      <w:pPr>
+        <w:rPr>
+          <w:rFonts w:ascii="Times New Roman" w:hAnsi="Times New Roman" w:cs="Times New Roman"/>
+          <w:sz w:val="24"/>
+          <w:szCs w:val="24"/>
+          <w:lang w:val="ru-BY"/>
+        </w:rPr>
+      </w:pPr>
+      <w:r>
+        <w:rPr>
+          <w:rFonts w:ascii="Times New Roman" w:hAnsi="Times New Roman" w:cs="Times New Roman"/>
+          <w:sz w:val="24"/>
+          <w:szCs w:val="24"/>
+          <w:lang w:val="ru-BY"/>
+        </w:rPr>
+        <w:t>qc2.cx(10, 11)</w:t>
+      </w:r>
+    </w:p>
+    <w:p>
+      <w:pPr>
+        <w:rPr>
+          <w:rFonts w:ascii="Times New Roman" w:hAnsi="Times New Roman" w:cs="Times New Roman"/>
+          <w:sz w:val="24"/>
+          <w:szCs w:val="24"/>
+          <w:lang w:val="ru-BY"/>
+        </w:rPr>
+      </w:pPr>
+      <w:r>
+        <w:rPr>
+          <w:rFonts w:ascii="Times New Roman" w:hAnsi="Times New Roman" w:cs="Times New Roman"/>
+          <w:sz w:val="24"/>
+          <w:szCs w:val="24"/>
+          <w:lang w:val="ru-BY"/>
+        </w:rPr>
+        <w:t>qc2.cx(9, 11)</w:t>
+      </w:r>
+    </w:p>
+    <w:p>
+      <w:pPr>
+        <w:rPr>
+          <w:rFonts w:ascii="Times New Roman" w:hAnsi="Times New Roman" w:cs="Times New Roman"/>
+          <w:sz w:val="24"/>
+          <w:szCs w:val="24"/>
+          <w:lang w:val="ru-BY"/>
+        </w:rPr>
+      </w:pPr>
+      <w:r>
+        <w:rPr>
+          <w:rFonts w:ascii="Times New Roman" w:hAnsi="Times New Roman" w:cs="Times New Roman"/>
+          <w:sz w:val="24"/>
+          <w:szCs w:val="24"/>
+          <w:lang w:val="ru-BY"/>
+        </w:rPr>
+        <w:t>qc2.ccx(9, 10, 11)</w:t>
+      </w:r>
+    </w:p>
+    <w:p>
+      <w:pPr>
+        <w:rPr>
+          <w:rFonts w:ascii="Times New Roman" w:hAnsi="Times New Roman" w:cs="Times New Roman"/>
+          <w:sz w:val="24"/>
+          <w:szCs w:val="24"/>
+          <w:lang w:val="ru-BY"/>
+        </w:rPr>
+      </w:pPr>
+      <w:r>
+        <w:rPr>
+          <w:rFonts w:ascii="Times New Roman" w:hAnsi="Times New Roman" w:cs="Times New Roman"/>
+          <w:sz w:val="24"/>
+          <w:szCs w:val="24"/>
+          <w:lang w:val="ru-BY"/>
+        </w:rPr>
+        <w:t>qc2.measure(11, 0)</w:t>
+      </w:r>
+    </w:p>
+    <w:p>
+      <w:pPr>
+        <w:rPr>
+          <w:rFonts w:ascii="Times New Roman" w:hAnsi="Times New Roman" w:cs="Times New Roman"/>
+          <w:sz w:val="24"/>
+          <w:szCs w:val="24"/>
+          <w:lang w:val="ru-BY"/>
+        </w:rPr>
+      </w:pPr>
+      <w:r>
+        <w:rPr>
+          <w:rFonts w:ascii="Times New Roman" w:hAnsi="Times New Roman" w:cs="Times New Roman"/>
+          <w:sz w:val="24"/>
+          <w:szCs w:val="24"/>
+          <w:lang w:val="ru-BY"/>
+        </w:rPr>
+        <w:t>qc2.draw("</w:t>
+      </w:r>
+      <w:proofErr w:type="spellStart"/>
+      <w:r>
+        <w:rPr>
+          <w:rFonts w:ascii="Times New Roman" w:hAnsi="Times New Roman" w:cs="Times New Roman"/>
+          <w:sz w:val="24"/>
+          <w:szCs w:val="24"/>
+          <w:lang w:val="ru-BY"/>
+        </w:rPr>
+        <w:t>mpl</w:t>
+      </w:r>
+      <w:proofErr w:type="spellEnd"/>
+      <w:r>
+        <w:rPr>
+          <w:rFonts w:ascii="Times New Roman" w:hAnsi="Times New Roman" w:cs="Times New Roman"/>
+          <w:sz w:val="24"/>
+          <w:szCs w:val="24"/>
+          <w:lang w:val="ru-BY"/>
+        </w:rPr>
+        <w:t>")</w:t>
+      </w:r>
+    </w:p>
+    <w:p>
+      <w:pPr>
+        <w:rPr>
+          <w:rFonts w:ascii="Times New Roman" w:hAnsi="Times New Roman" w:cs="Times New Roman"/>
+          <w:sz w:val="24"/>
+          <w:szCs w:val="24"/>
+          <w:lang w:val="uk-UA"/>
+        </w:rPr>
+      </w:pPr>
+      <w:proofErr w:type="spellStart"/>
+      <w:r>
+        <w:rPr>
+          <w:rFonts w:ascii="Times New Roman" w:hAnsi="Times New Roman" w:cs="Times New Roman"/>
+          <w:sz w:val="24"/>
+          <w:szCs w:val="24"/>
+          <w:lang w:val="uk-UA"/>
+        </w:rPr>
+        <w:t>qc.draw</w:t>
+      </w:r>
+      <w:proofErr w:type="spellEnd"/>
+      <w:r>
+        <w:rPr>
+          <w:rFonts w:ascii="Times New Roman" w:hAnsi="Times New Roman" w:cs="Times New Roman"/>
+          <w:sz w:val="24"/>
+          <w:szCs w:val="24"/>
+          <w:lang w:val="uk-UA"/>
+        </w:rPr>
+        <w:t>('</w:t>
+      </w:r>
+      <w:proofErr w:type="spellStart"/>
+      <w:r>
+        <w:rPr>
+          <w:rFonts w:ascii="Times New Roman" w:hAnsi="Times New Roman" w:cs="Times New Roman"/>
+          <w:sz w:val="24"/>
+          <w:szCs w:val="24"/>
+          <w:lang w:val="uk-UA"/>
+        </w:rPr>
+        <w:t>mpl</w:t>
+      </w:r>
+      <w:proofErr w:type="spellEnd"/>
+      <w:r>
+        <w:rPr>
+          <w:rFonts w:ascii="Times New Roman" w:hAnsi="Times New Roman" w:cs="Times New Roman"/>
+          <w:sz w:val="24"/>
+          <w:szCs w:val="24"/>
+          <w:lang w:val="uk-UA"/>
+        </w:rPr>
+        <w:t>')</w:t>
+      </w:r>
+    </w:p>
+    <w:p>
+      <w:pPr>
+        <w:rPr>
+          <w:rFonts w:ascii="Times New Roman" w:hAnsi="Times New Roman" w:cs="Times New Roman"/>
+          <w:sz w:val="24"/>
+          <w:szCs w:val="24"/>
+          <w:lang w:val="uk-UA"/>
+        </w:rPr>
+      </w:pPr>
     </w:p>
     <w:p>
       <w:pPr>
